--- a/docs/Final-Project-Report.docx
+++ b/docs/Final-Project-Report.docx
@@ -6,19 +6,6 @@
       <w:pPr>
         <w:spacing w:before="500"/>
       </w:pPr>
-    </w:p>
-    <w:p>
-      <w:pPr>
-        <w:spacing w:after="260"/>
-        <w:jc w:val="center"/>
-      </w:pPr>
-      <w:r>
-        <w:rPr>
-          <w:sz w:val="26"/>
-          <w:szCs w:val="26"/>
-        </w:rPr>
-        <w:t>A Project Report on</w:t>
-      </w:r>
     </w:p>
     <w:p>
       <w:pPr>
@@ -149,7 +136,16 @@
           <w:sz w:val="24"/>
           <w:szCs w:val="24"/>
         </w:rPr>
-        <w:t>[GUIDE NAME], [DESIGNATION]</w:t>
+        <w:t>[GUIDE NAME</w:t>
+      </w:r>
+      <w:r>
+        <w:rPr>
+          <w:b/>
+          <w:bCs/>
+          <w:sz w:val="24"/>
+          <w:szCs w:val="24"/>
+        </w:rPr>
+        <w:t>]</w:t>
       </w:r>
     </w:p>
     <w:p>
@@ -271,29 +267,23 @@
     </w:p>
     <w:p>
       <w:pPr>
-        <w:spacing w:after="100"/>
-      </w:pPr>
-    </w:p>
-    <w:p>
-      <w:pPr>
         <w:tabs>
           <w:tab w:val="right" w:pos="9026"/>
         </w:tabs>
       </w:pPr>
-      <w:r>
-        <w:rPr>
-          <w:b/>
-          <w:bCs/>
-        </w:rPr>
-        <w:t>Internal Guide</w:t>
-      </w:r>
       <w:r>
         <w:rPr>
           <w:b/>
           <w:bCs/>
         </w:rPr>
         <w:tab/>
-        <w:t>Head of the Department</w:t>
+      </w:r>
+      <w:r>
+        <w:rPr>
+          <w:b/>
+          <w:bCs/>
+        </w:rPr>
+        <w:t>Dean</w:t>
       </w:r>
     </w:p>
     <w:p>
@@ -304,11 +294,10 @@
         <w:spacing w:before="60"/>
       </w:pPr>
       <w:r>
-        <w:t>[GUIDE NAME]</w:t>
-      </w:r>
-      <w:r>
         <w:tab/>
-        <w:t>[HOD NAME]</w:t>
+      </w:r>
+      <w:r>
+        <w:t>Dr. Gifta Jerith</w:t>
       </w:r>
     </w:p>
     <w:p>
@@ -339,7 +328,13 @@
         <w:jc w:val="both"/>
       </w:pPr>
       <w:r>
-        <w:t>I hereby declare that the project work entitled “Insurance Management System” submitted to [COLLEGE NAME] is a record of original work done by me under the guidance of [GUIDE NAME]. The results embodied in this report have not been submitted to any other university or institute for the award of any degree or diploma.</w:t>
+        <w:t xml:space="preserve">I hereby declare that the project work entitled “Insurance Management System” submitted to </w:t>
+      </w:r>
+      <w:r>
+        <w:t>Malla Reddy Univerity</w:t>
+      </w:r>
+      <w:r>
+        <w:t xml:space="preserve"> is a record of original work done by me under the guidance of [GUIDE NAME]. The results embodied in this report have not been submitted to any other university or institute for the award of any degree or diploma.</w:t>
       </w:r>
     </w:p>
     <w:p>
@@ -435,7 +430,19 @@
         <w:jc w:val="both"/>
       </w:pPr>
       <w:r>
-        <w:t>I take this opportunity to express my sincere gratitude to my internal guide, [GUIDE NAME], for the valuable guidance and constant encouragement throughout this project. I extend my thanks to [HOD NAME], Head of the Department, and to our Principal and the management of [COLLEGE NAME] for providing the facilities and academic environment. Finally, I thank my parents and friends for their continuous support.</w:t>
+        <w:t xml:space="preserve">I take this opportunity to express my sincere gratitude to my internal guide, [GUIDE NAME], for the valuable guidance and constant encouragement throughout this project. I extend my thanks to </w:t>
+      </w:r>
+      <w:r>
+        <w:t>DEAN</w:t>
+      </w:r>
+      <w:r>
+        <w:t xml:space="preserve"> the management of </w:t>
+      </w:r>
+      <w:r>
+        <w:t>Malla reddy University</w:t>
+      </w:r>
+      <w:r>
+        <w:t xml:space="preserve"> for providing the facilities and academic environment. Finally, I thank my parents and friends for their continuous support.</w:t>
       </w:r>
     </w:p>
     <w:p>
@@ -2765,12 +2772,6 @@
         <w:gridCol w:w="5826"/>
       </w:tblGrid>
       <w:tr>
-        <w:tblPrEx>
-          <w:tblCellMar>
-            <w:top w:w="0" w:type="dxa"/>
-            <w:bottom w:w="0" w:type="dxa"/>
-          </w:tblCellMar>
-        </w:tblPrEx>
         <w:trPr>
           <w:tblHeader/>
         </w:trPr>
@@ -2834,12 +2835,6 @@
         </w:tc>
       </w:tr>
       <w:tr>
-        <w:tblPrEx>
-          <w:tblCellMar>
-            <w:top w:w="0" w:type="dxa"/>
-            <w:bottom w:w="0" w:type="dxa"/>
-          </w:tblCellMar>
-        </w:tblPrEx>
         <w:tc>
           <w:tcPr>
             <w:tcW w:w="3200" w:type="dxa"/>
@@ -2894,12 +2889,6 @@
         </w:tc>
       </w:tr>
       <w:tr>
-        <w:tblPrEx>
-          <w:tblCellMar>
-            <w:top w:w="0" w:type="dxa"/>
-            <w:bottom w:w="0" w:type="dxa"/>
-          </w:tblCellMar>
-        </w:tblPrEx>
         <w:tc>
           <w:tcPr>
             <w:tcW w:w="3200" w:type="dxa"/>
@@ -2954,12 +2943,6 @@
         </w:tc>
       </w:tr>
       <w:tr>
-        <w:tblPrEx>
-          <w:tblCellMar>
-            <w:top w:w="0" w:type="dxa"/>
-            <w:bottom w:w="0" w:type="dxa"/>
-          </w:tblCellMar>
-        </w:tblPrEx>
         <w:tc>
           <w:tcPr>
             <w:tcW w:w="3200" w:type="dxa"/>
@@ -3014,12 +2997,6 @@
         </w:tc>
       </w:tr>
       <w:tr>
-        <w:tblPrEx>
-          <w:tblCellMar>
-            <w:top w:w="0" w:type="dxa"/>
-            <w:bottom w:w="0" w:type="dxa"/>
-          </w:tblCellMar>
-        </w:tblPrEx>
         <w:tc>
           <w:tcPr>
             <w:tcW w:w="3200" w:type="dxa"/>
@@ -3111,12 +3088,6 @@
         <w:gridCol w:w="5826"/>
       </w:tblGrid>
       <w:tr>
-        <w:tblPrEx>
-          <w:tblCellMar>
-            <w:top w:w="0" w:type="dxa"/>
-            <w:bottom w:w="0" w:type="dxa"/>
-          </w:tblCellMar>
-        </w:tblPrEx>
         <w:trPr>
           <w:tblHeader/>
         </w:trPr>
@@ -3180,12 +3151,6 @@
         </w:tc>
       </w:tr>
       <w:tr>
-        <w:tblPrEx>
-          <w:tblCellMar>
-            <w:top w:w="0" w:type="dxa"/>
-            <w:bottom w:w="0" w:type="dxa"/>
-          </w:tblCellMar>
-        </w:tblPrEx>
         <w:tc>
           <w:tcPr>
             <w:tcW w:w="3200" w:type="dxa"/>
@@ -3240,12 +3205,6 @@
         </w:tc>
       </w:tr>
       <w:tr>
-        <w:tblPrEx>
-          <w:tblCellMar>
-            <w:top w:w="0" w:type="dxa"/>
-            <w:bottom w:w="0" w:type="dxa"/>
-          </w:tblCellMar>
-        </w:tblPrEx>
         <w:tc>
           <w:tcPr>
             <w:tcW w:w="3200" w:type="dxa"/>
@@ -3300,12 +3259,6 @@
         </w:tc>
       </w:tr>
       <w:tr>
-        <w:tblPrEx>
-          <w:tblCellMar>
-            <w:top w:w="0" w:type="dxa"/>
-            <w:bottom w:w="0" w:type="dxa"/>
-          </w:tblCellMar>
-        </w:tblPrEx>
         <w:tc>
           <w:tcPr>
             <w:tcW w:w="3200" w:type="dxa"/>
@@ -3360,12 +3313,6 @@
         </w:tc>
       </w:tr>
       <w:tr>
-        <w:tblPrEx>
-          <w:tblCellMar>
-            <w:top w:w="0" w:type="dxa"/>
-            <w:bottom w:w="0" w:type="dxa"/>
-          </w:tblCellMar>
-        </w:tblPrEx>
         <w:tc>
           <w:tcPr>
             <w:tcW w:w="3200" w:type="dxa"/>
@@ -3420,12 +3367,6 @@
         </w:tc>
       </w:tr>
       <w:tr>
-        <w:tblPrEx>
-          <w:tblCellMar>
-            <w:top w:w="0" w:type="dxa"/>
-            <w:bottom w:w="0" w:type="dxa"/>
-          </w:tblCellMar>
-        </w:tblPrEx>
         <w:tc>
           <w:tcPr>
             <w:tcW w:w="3200" w:type="dxa"/>
@@ -3480,12 +3421,6 @@
         </w:tc>
       </w:tr>
       <w:tr>
-        <w:tblPrEx>
-          <w:tblCellMar>
-            <w:top w:w="0" w:type="dxa"/>
-            <w:bottom w:w="0" w:type="dxa"/>
-          </w:tblCellMar>
-        </w:tblPrEx>
         <w:tc>
           <w:tcPr>
             <w:tcW w:w="3200" w:type="dxa"/>
@@ -4119,12 +4054,6 @@
         <w:gridCol w:w="6826"/>
       </w:tblGrid>
       <w:tr>
-        <w:tblPrEx>
-          <w:tblCellMar>
-            <w:top w:w="0" w:type="dxa"/>
-            <w:bottom w:w="0" w:type="dxa"/>
-          </w:tblCellMar>
-        </w:tblPrEx>
         <w:trPr>
           <w:tblHeader/>
         </w:trPr>
@@ -4188,12 +4117,6 @@
         </w:tc>
       </w:tr>
       <w:tr>
-        <w:tblPrEx>
-          <w:tblCellMar>
-            <w:top w:w="0" w:type="dxa"/>
-            <w:bottom w:w="0" w:type="dxa"/>
-          </w:tblCellMar>
-        </w:tblPrEx>
         <w:tc>
           <w:tcPr>
             <w:tcW w:w="2200" w:type="dxa"/>
@@ -4248,12 +4171,6 @@
         </w:tc>
       </w:tr>
       <w:tr>
-        <w:tblPrEx>
-          <w:tblCellMar>
-            <w:top w:w="0" w:type="dxa"/>
-            <w:bottom w:w="0" w:type="dxa"/>
-          </w:tblCellMar>
-        </w:tblPrEx>
         <w:tc>
           <w:tcPr>
             <w:tcW w:w="2200" w:type="dxa"/>
@@ -4308,12 +4225,6 @@
         </w:tc>
       </w:tr>
       <w:tr>
-        <w:tblPrEx>
-          <w:tblCellMar>
-            <w:top w:w="0" w:type="dxa"/>
-            <w:bottom w:w="0" w:type="dxa"/>
-          </w:tblCellMar>
-        </w:tblPrEx>
         <w:tc>
           <w:tcPr>
             <w:tcW w:w="2200" w:type="dxa"/>
@@ -4368,12 +4279,6 @@
         </w:tc>
       </w:tr>
       <w:tr>
-        <w:tblPrEx>
-          <w:tblCellMar>
-            <w:top w:w="0" w:type="dxa"/>
-            <w:bottom w:w="0" w:type="dxa"/>
-          </w:tblCellMar>
-        </w:tblPrEx>
         <w:tc>
           <w:tcPr>
             <w:tcW w:w="2200" w:type="dxa"/>
@@ -4428,12 +4333,6 @@
         </w:tc>
       </w:tr>
       <w:tr>
-        <w:tblPrEx>
-          <w:tblCellMar>
-            <w:top w:w="0" w:type="dxa"/>
-            <w:bottom w:w="0" w:type="dxa"/>
-          </w:tblCellMar>
-        </w:tblPrEx>
         <w:tc>
           <w:tcPr>
             <w:tcW w:w="2200" w:type="dxa"/>
@@ -4488,12 +4387,6 @@
         </w:tc>
       </w:tr>
       <w:tr>
-        <w:tblPrEx>
-          <w:tblCellMar>
-            <w:top w:w="0" w:type="dxa"/>
-            <w:bottom w:w="0" w:type="dxa"/>
-          </w:tblCellMar>
-        </w:tblPrEx>
         <w:tc>
           <w:tcPr>
             <w:tcW w:w="2200" w:type="dxa"/>
@@ -4548,12 +4441,6 @@
         </w:tc>
       </w:tr>
       <w:tr>
-        <w:tblPrEx>
-          <w:tblCellMar>
-            <w:top w:w="0" w:type="dxa"/>
-            <w:bottom w:w="0" w:type="dxa"/>
-          </w:tblCellMar>
-        </w:tblPrEx>
         <w:tc>
           <w:tcPr>
             <w:tcW w:w="2200" w:type="dxa"/>
@@ -4816,12 +4703,6 @@
         <w:gridCol w:w="1426"/>
       </w:tblGrid>
       <w:tr>
-        <w:tblPrEx>
-          <w:tblCellMar>
-            <w:top w:w="0" w:type="dxa"/>
-            <w:bottom w:w="0" w:type="dxa"/>
-          </w:tblCellMar>
-        </w:tblPrEx>
         <w:trPr>
           <w:tblHeader/>
         </w:trPr>
@@ -4943,12 +4824,6 @@
         </w:tc>
       </w:tr>
       <w:tr>
-        <w:tblPrEx>
-          <w:tblCellMar>
-            <w:top w:w="0" w:type="dxa"/>
-            <w:bottom w:w="0" w:type="dxa"/>
-          </w:tblCellMar>
-        </w:tblPrEx>
         <w:tc>
           <w:tcPr>
             <w:tcW w:w="900" w:type="dxa"/>
@@ -5055,12 +4930,6 @@
         </w:tc>
       </w:tr>
       <w:tr>
-        <w:tblPrEx>
-          <w:tblCellMar>
-            <w:top w:w="0" w:type="dxa"/>
-            <w:bottom w:w="0" w:type="dxa"/>
-          </w:tblCellMar>
-        </w:tblPrEx>
         <w:tc>
           <w:tcPr>
             <w:tcW w:w="900" w:type="dxa"/>
@@ -5167,12 +5036,6 @@
         </w:tc>
       </w:tr>
       <w:tr>
-        <w:tblPrEx>
-          <w:tblCellMar>
-            <w:top w:w="0" w:type="dxa"/>
-            <w:bottom w:w="0" w:type="dxa"/>
-          </w:tblCellMar>
-        </w:tblPrEx>
         <w:tc>
           <w:tcPr>
             <w:tcW w:w="900" w:type="dxa"/>
@@ -5279,12 +5142,6 @@
         </w:tc>
       </w:tr>
       <w:tr>
-        <w:tblPrEx>
-          <w:tblCellMar>
-            <w:top w:w="0" w:type="dxa"/>
-            <w:bottom w:w="0" w:type="dxa"/>
-          </w:tblCellMar>
-        </w:tblPrEx>
         <w:tc>
           <w:tcPr>
             <w:tcW w:w="900" w:type="dxa"/>
@@ -5392,12 +5249,6 @@
         </w:tc>
       </w:tr>
       <w:tr>
-        <w:tblPrEx>
-          <w:tblCellMar>
-            <w:top w:w="0" w:type="dxa"/>
-            <w:bottom w:w="0" w:type="dxa"/>
-          </w:tblCellMar>
-        </w:tblPrEx>
         <w:tc>
           <w:tcPr>
             <w:tcW w:w="900" w:type="dxa"/>
@@ -5504,12 +5355,6 @@
         </w:tc>
       </w:tr>
       <w:tr>
-        <w:tblPrEx>
-          <w:tblCellMar>
-            <w:top w:w="0" w:type="dxa"/>
-            <w:bottom w:w="0" w:type="dxa"/>
-          </w:tblCellMar>
-        </w:tblPrEx>
         <w:tc>
           <w:tcPr>
             <w:tcW w:w="900" w:type="dxa"/>
@@ -5616,12 +5461,6 @@
         </w:tc>
       </w:tr>
       <w:tr>
-        <w:tblPrEx>
-          <w:tblCellMar>
-            <w:top w:w="0" w:type="dxa"/>
-            <w:bottom w:w="0" w:type="dxa"/>
-          </w:tblCellMar>
-        </w:tblPrEx>
         <w:tc>
           <w:tcPr>
             <w:tcW w:w="900" w:type="dxa"/>
@@ -5728,12 +5567,6 @@
         </w:tc>
       </w:tr>
       <w:tr>
-        <w:tblPrEx>
-          <w:tblCellMar>
-            <w:top w:w="0" w:type="dxa"/>
-            <w:bottom w:w="0" w:type="dxa"/>
-          </w:tblCellMar>
-        </w:tblPrEx>
         <w:tc>
           <w:tcPr>
             <w:tcW w:w="900" w:type="dxa"/>
@@ -5840,12 +5673,6 @@
         </w:tc>
       </w:tr>
       <w:tr>
-        <w:tblPrEx>
-          <w:tblCellMar>
-            <w:top w:w="0" w:type="dxa"/>
-            <w:bottom w:w="0" w:type="dxa"/>
-          </w:tblCellMar>
-        </w:tblPrEx>
         <w:tc>
           <w:tcPr>
             <w:tcW w:w="900" w:type="dxa"/>
@@ -5952,12 +5779,6 @@
         </w:tc>
       </w:tr>
       <w:tr>
-        <w:tblPrEx>
-          <w:tblCellMar>
-            <w:top w:w="0" w:type="dxa"/>
-            <w:bottom w:w="0" w:type="dxa"/>
-          </w:tblCellMar>
-        </w:tblPrEx>
         <w:tc>
           <w:tcPr>
             <w:tcW w:w="900" w:type="dxa"/>
@@ -6064,12 +5885,6 @@
         </w:tc>
       </w:tr>
       <w:tr>
-        <w:tblPrEx>
-          <w:tblCellMar>
-            <w:top w:w="0" w:type="dxa"/>
-            <w:bottom w:w="0" w:type="dxa"/>
-          </w:tblCellMar>
-        </w:tblPrEx>
         <w:tc>
           <w:tcPr>
             <w:tcW w:w="900" w:type="dxa"/>
@@ -6176,12 +5991,6 @@
         </w:tc>
       </w:tr>
       <w:tr>
-        <w:tblPrEx>
-          <w:tblCellMar>
-            <w:top w:w="0" w:type="dxa"/>
-            <w:bottom w:w="0" w:type="dxa"/>
-          </w:tblCellMar>
-        </w:tblPrEx>
         <w:tc>
           <w:tcPr>
             <w:tcW w:w="900" w:type="dxa"/>
@@ -6288,12 +6097,6 @@
         </w:tc>
       </w:tr>
       <w:tr>
-        <w:tblPrEx>
-          <w:tblCellMar>
-            <w:top w:w="0" w:type="dxa"/>
-            <w:bottom w:w="0" w:type="dxa"/>
-          </w:tblCellMar>
-        </w:tblPrEx>
         <w:tc>
           <w:tcPr>
             <w:tcW w:w="900" w:type="dxa"/>
